--- a/class_md/Snowflake-Class39-Notes.docx
+++ b/class_md/Snowflake-Class39-Notes.docx
@@ -578,7 +578,7 @@
         <w:pStyle w:val="Heading3"/>
       </w:pPr>
       <w:r>
-        <w:t>The two snapshot strategies ⭐ (exam-ish / interview)</w:t>
+        <w:t>The two snapshot strategies ⭐ (interview)</w:t>
       </w:r>
     </w:p>
     <w:tbl>
